--- a/Weekly_Log/SJ/Weekly_work_log/신성재_작업일지_35주차.docx
+++ b/Weekly_Log/SJ/Weekly_work_log/신성재_작업일지_35주차.docx
@@ -57,7 +57,7 @@
               <w:rPr>
                 <w:rFonts w:hint="eastAsia"/>
               </w:rPr>
-              <w:t>4</w:t>
+              <w:t>5</w:t>
             </w:r>
             <w:r>
               <w:rPr>
@@ -121,13 +121,7 @@
               <w:rPr>
                 <w:rFonts w:hint="eastAsia"/>
               </w:rPr>
-              <w:t>1</w:t>
-            </w:r>
-            <w:r>
-              <w:rPr>
-                <w:rFonts w:hint="eastAsia"/>
-              </w:rPr>
-              <w:t>9</w:t>
+              <w:t>26</w:t>
             </w:r>
             <w:r>
               <w:rPr>
@@ -165,13 +159,7 @@
               <w:rPr>
                 <w:rFonts w:hint="eastAsia"/>
               </w:rPr>
-              <w:t>04.</w:t>
-            </w:r>
-            <w:r>
-              <w:rPr>
-                <w:rFonts w:hint="eastAsia"/>
-              </w:rPr>
-              <w:t>26</w:t>
+              <w:t>05.03</w:t>
             </w:r>
             <w:r>
               <w:rPr>
@@ -286,9 +274,6 @@
               <w:tabs>
                 <w:tab w:val="left" w:pos="1058"/>
               </w:tabs>
-              <w:rPr>
-                <w:rFonts w:hint="eastAsia"/>
-              </w:rPr>
             </w:pPr>
             <w:r>
               <w:rPr>
@@ -310,15 +295,14 @@
               <w:rPr>
                 <w:rFonts w:hint="eastAsia"/>
               </w:rPr>
-              <w:t>4. 기타 개발</w:t>
-            </w:r>
-          </w:p>
-          <w:p>
-            <w:pPr>
-              <w:tabs>
-                <w:tab w:val="left" w:pos="1058"/>
-              </w:tabs>
-            </w:pPr>
+              <w:t xml:space="preserve">4. </w:t>
+            </w:r>
+            <w:r>
+              <w:rPr>
+                <w:rFonts w:hint="eastAsia"/>
+              </w:rPr>
+              <w:t>논문 작성</w:t>
+            </w:r>
           </w:p>
         </w:tc>
       </w:tr>
@@ -390,7 +374,19 @@
               <w:rPr>
                 <w:rFonts w:hint="eastAsia"/>
               </w:rPr>
-              <w:t xml:space="preserve"> 이번주는 논문하고 애니 등 기능 위주로 개발했습니다.</w:t>
+              <w:t xml:space="preserve"> 이번주는 논문하고 </w:t>
+            </w:r>
+            <w:r>
+              <w:rPr>
+                <w:rFonts w:hint="eastAsia"/>
+              </w:rPr>
+              <w:t>캐릭터 기능</w:t>
+            </w:r>
+            <w:r>
+              <w:rPr>
+                <w:rFonts w:hint="eastAsia"/>
+              </w:rPr>
+              <w:t xml:space="preserve"> 등 기능 위주로 개발했습니다.</w:t>
             </w:r>
           </w:p>
           <w:p>
@@ -426,6 +422,9 @@
               </w:tabs>
             </w:pPr>
             <w:r>
+              <w:rPr>
+                <w:noProof/>
+              </w:rPr>
               <w:drawing>
                 <wp:inline distT="0" distB="0" distL="0" distR="0" wp14:anchorId="11CF31C2" wp14:editId="5620F751">
                   <wp:extent cx="2857500" cy="1792338"/>
@@ -469,6 +468,9 @@
               <w:t xml:space="preserve"> </w:t>
             </w:r>
             <w:r>
+              <w:rPr>
+                <w:noProof/>
+              </w:rPr>
               <w:drawing>
                 <wp:inline distT="0" distB="0" distL="0" distR="0" wp14:anchorId="2CC4E4BB" wp14:editId="09A37113">
                   <wp:extent cx="2195513" cy="1507446"/>
@@ -514,6 +516,9 @@
               <w:ind w:firstLineChars="1100" w:firstLine="2200"/>
             </w:pPr>
             <w:r>
+              <w:rPr>
+                <w:noProof/>
+              </w:rPr>
               <w:drawing>
                 <wp:inline distT="0" distB="0" distL="0" distR="0" wp14:anchorId="15B81172" wp14:editId="33E1982F">
                   <wp:extent cx="2309813" cy="3052251"/>
@@ -568,62 +573,65 @@
               <w:rPr>
                 <w:rFonts w:hint="eastAsia"/>
               </w:rPr>
+              <w:t xml:space="preserve">이제 스택으로 변형된 게이지에 </w:t>
+            </w:r>
+            <w:proofErr w:type="gramStart"/>
+            <w:r>
+              <w:rPr>
+                <w:rFonts w:hint="eastAsia"/>
+              </w:rPr>
+              <w:t>충전 되게</w:t>
+            </w:r>
+            <w:proofErr w:type="gramEnd"/>
+            <w:r>
+              <w:rPr>
+                <w:rFonts w:hint="eastAsia"/>
+              </w:rPr>
+              <w:t xml:space="preserve"> 할 수 있는 </w:t>
+            </w:r>
+            <w:r>
+              <w:t xml:space="preserve">배터리 </w:t>
+            </w:r>
+            <w:r>
+              <w:rPr>
+                <w:rFonts w:hint="eastAsia"/>
+              </w:rPr>
+              <w:t>기능</w:t>
+            </w:r>
+            <w:r>
+              <w:t>을 추가했습니다. 배터</w:t>
+            </w:r>
+            <w:r>
               <w:lastRenderedPageBreak/>
-              <w:t xml:space="preserve">이제 스택으로 변형된 게이지에 </w:t>
+              <w:t xml:space="preserve">리는 </w:t>
+            </w:r>
+            <w:r>
+              <w:rPr>
+                <w:rFonts w:hint="eastAsia"/>
+              </w:rPr>
+              <w:t xml:space="preserve">저희가 될 스테이지에 곳곳에 있을 예정이며 </w:t>
+            </w:r>
+            <w:r>
+              <w:t>색깔에 따라 충전되는 게이지 종류가 다릅니다</w:t>
+            </w:r>
+            <w:r>
+              <w:rPr>
+                <w:rFonts w:hint="eastAsia"/>
+              </w:rPr>
+              <w:t xml:space="preserve">. 또한 그에 맞게 충전되는 애니도 만들어줘서 </w:t>
             </w:r>
             <w:proofErr w:type="gramStart"/>
             <w:r>
               <w:rPr>
                 <w:rFonts w:hint="eastAsia"/>
               </w:rPr>
-              <w:t>충전 되게</w:t>
+              <w:t>추가 했습니다</w:t>
             </w:r>
             <w:proofErr w:type="gramEnd"/>
             <w:r>
               <w:rPr>
                 <w:rFonts w:hint="eastAsia"/>
               </w:rPr>
-              <w:t xml:space="preserve"> 할 수 있는 </w:t>
-            </w:r>
-            <w:r>
-              <w:t xml:space="preserve">배터리 </w:t>
-            </w:r>
-            <w:r>
-              <w:rPr>
-                <w:rFonts w:hint="eastAsia"/>
-              </w:rPr>
-              <w:t>기능</w:t>
-            </w:r>
-            <w:r>
-              <w:t xml:space="preserve">을 추가했습니다. 배터리는 </w:t>
-            </w:r>
-            <w:r>
-              <w:rPr>
-                <w:rFonts w:hint="eastAsia"/>
-              </w:rPr>
-              <w:t xml:space="preserve">저희가 될 스테이지에 곳곳에 있을 예정이며 </w:t>
-            </w:r>
-            <w:r>
-              <w:t>색깔에 따라 충전되는 게이지 종류가 다릅니다</w:t>
-            </w:r>
-            <w:r>
-              <w:rPr>
-                <w:rFonts w:hint="eastAsia"/>
-              </w:rPr>
-              <w:t xml:space="preserve">. 또한 그에 맞게 충전되는 애니도 만들어줘서 </w:t>
-            </w:r>
-            <w:proofErr w:type="gramStart"/>
-            <w:r>
-              <w:rPr>
-                <w:rFonts w:hint="eastAsia"/>
-              </w:rPr>
-              <w:t>추가 했습니다</w:t>
-            </w:r>
-            <w:proofErr w:type="gramEnd"/>
-            <w:r>
-              <w:rPr>
-                <w:rFonts w:hint="eastAsia"/>
-              </w:rPr>
               <w:t>.</w:t>
             </w:r>
           </w:p>
@@ -639,9 +647,6 @@
               <w:tabs>
                 <w:tab w:val="left" w:pos="1020"/>
               </w:tabs>
-              <w:rPr>
-                <w:rFonts w:hint="eastAsia"/>
-              </w:rPr>
             </w:pPr>
             <w:r>
               <w:rPr>
@@ -723,10 +728,432 @@
               <w:tabs>
                 <w:tab w:val="left" w:pos="1020"/>
               </w:tabs>
-              <w:rPr>
-                <w:rFonts w:hint="eastAsia"/>
-              </w:rPr>
-            </w:pPr>
+            </w:pPr>
+            <w:r>
+              <w:drawing>
+                <wp:inline distT="0" distB="0" distL="0" distR="0" wp14:anchorId="77D103CE" wp14:editId="288BFE35">
+                  <wp:extent cx="1438476" cy="2505425"/>
+                  <wp:effectExtent l="0" t="0" r="9525" b="9525"/>
+                  <wp:docPr id="1722783195" name="그림 1"/>
+                  <wp:cNvGraphicFramePr>
+                    <a:graphicFrameLocks xmlns:a="http://schemas.openxmlformats.org/drawingml/2006/main" noChangeAspect="1"/>
+                  </wp:cNvGraphicFramePr>
+                  <a:graphic xmlns:a="http://schemas.openxmlformats.org/drawingml/2006/main">
+                    <a:graphicData uri="http://schemas.openxmlformats.org/drawingml/2006/picture">
+                      <pic:pic xmlns:pic="http://schemas.openxmlformats.org/drawingml/2006/picture">
+                        <pic:nvPicPr>
+                          <pic:cNvPr id="1722783195" name=""/>
+                          <pic:cNvPicPr/>
+                        </pic:nvPicPr>
+                        <pic:blipFill>
+                          <a:blip r:embed="rId10"/>
+                          <a:stretch>
+                            <a:fillRect/>
+                          </a:stretch>
+                        </pic:blipFill>
+                        <pic:spPr>
+                          <a:xfrm>
+                            <a:off x="0" y="0"/>
+                            <a:ext cx="1438476" cy="2505425"/>
+                          </a:xfrm>
+                          <a:prstGeom prst="rect">
+                            <a:avLst/>
+                          </a:prstGeom>
+                        </pic:spPr>
+                      </pic:pic>
+                    </a:graphicData>
+                  </a:graphic>
+                </wp:inline>
+              </w:drawing>
+            </w:r>
+          </w:p>
+          <w:p>
+            <w:pPr>
+              <w:tabs>
+                <w:tab w:val="left" w:pos="1020"/>
+              </w:tabs>
+            </w:pPr>
+            <w:r>
+              <w:t>이제 스택이 0이 되면 더 이상 내려가지 않도록 수정했습니다. 기존에는 스택이 0인 상태에서도 변형이 가능해 마이너스로 내려가는 문제가 있었는데, 이제는 해당 스택이 0이면 그 재질로의 변형 자체가 막혀 게이지가 음수로 빠지지 않습니다.</w:t>
+            </w:r>
+          </w:p>
+          <w:p>
+            <w:pPr>
+              <w:tabs>
+                <w:tab w:val="left" w:pos="1020"/>
+              </w:tabs>
+            </w:pPr>
+          </w:p>
+          <w:p>
+            <w:pPr>
+              <w:tabs>
+                <w:tab w:val="left" w:pos="1020"/>
+              </w:tabs>
+            </w:pPr>
+          </w:p>
+          <w:p>
+            <w:pPr>
+              <w:tabs>
+                <w:tab w:val="left" w:pos="1020"/>
+              </w:tabs>
+            </w:pPr>
+          </w:p>
+          <w:p>
+            <w:pPr>
+              <w:tabs>
+                <w:tab w:val="left" w:pos="1020"/>
+              </w:tabs>
+            </w:pPr>
+          </w:p>
+          <w:p>
+            <w:pPr>
+              <w:tabs>
+                <w:tab w:val="left" w:pos="1020"/>
+              </w:tabs>
+            </w:pPr>
+          </w:p>
+          <w:p>
+            <w:pPr>
+              <w:tabs>
+                <w:tab w:val="left" w:pos="1020"/>
+              </w:tabs>
+            </w:pPr>
+          </w:p>
+          <w:p>
+            <w:pPr>
+              <w:tabs>
+                <w:tab w:val="left" w:pos="1020"/>
+              </w:tabs>
+            </w:pPr>
+          </w:p>
+          <w:p>
+            <w:pPr>
+              <w:tabs>
+                <w:tab w:val="left" w:pos="1020"/>
+              </w:tabs>
+            </w:pPr>
+          </w:p>
+          <w:p>
+            <w:pPr>
+              <w:tabs>
+                <w:tab w:val="left" w:pos="1020"/>
+              </w:tabs>
+            </w:pPr>
+          </w:p>
+          <w:p>
+            <w:pPr>
+              <w:tabs>
+                <w:tab w:val="left" w:pos="1020"/>
+              </w:tabs>
+            </w:pPr>
+          </w:p>
+          <w:p>
+            <w:pPr>
+              <w:tabs>
+                <w:tab w:val="left" w:pos="1020"/>
+              </w:tabs>
+            </w:pPr>
+          </w:p>
+          <w:p>
+            <w:pPr>
+              <w:tabs>
+                <w:tab w:val="left" w:pos="1020"/>
+              </w:tabs>
+            </w:pPr>
+          </w:p>
+          <w:p>
+            <w:pPr>
+              <w:tabs>
+                <w:tab w:val="left" w:pos="1020"/>
+              </w:tabs>
+              <w:rPr>
+                <w:rFonts w:hint="eastAsia"/>
+              </w:rPr>
+            </w:pPr>
+          </w:p>
+          <w:p>
+            <w:pPr>
+              <w:tabs>
+                <w:tab w:val="left" w:pos="1058"/>
+              </w:tabs>
+              <w:rPr>
+                <w:b/>
+                <w:bCs/>
+              </w:rPr>
+            </w:pPr>
+            <w:r>
+              <w:rPr>
+                <w:rFonts w:hint="eastAsia"/>
+                <w:b/>
+                <w:bCs/>
+              </w:rPr>
+              <w:t xml:space="preserve">3. 맵 </w:t>
+            </w:r>
+            <w:r>
+              <w:rPr>
+                <w:rFonts w:hint="eastAsia"/>
+                <w:b/>
+                <w:bCs/>
+              </w:rPr>
+              <w:t>개발</w:t>
+            </w:r>
+            <w:r>
+              <w:rPr>
+                <w:rFonts w:hint="eastAsia"/>
+                <w:b/>
+                <w:bCs/>
+              </w:rPr>
+              <w:t xml:space="preserve"> 및 회의</w:t>
+            </w:r>
+          </w:p>
+          <w:p>
+            <w:pPr>
+              <w:tabs>
+                <w:tab w:val="left" w:pos="1020"/>
+              </w:tabs>
+              <w:rPr>
+                <w:rFonts w:hint="eastAsia"/>
+              </w:rPr>
+            </w:pPr>
+            <w:r>
+              <w:lastRenderedPageBreak/>
+              <w:drawing>
+                <wp:inline distT="0" distB="0" distL="0" distR="0" wp14:anchorId="14DDEA83" wp14:editId="054E4EAC">
+                  <wp:extent cx="3024187" cy="1965085"/>
+                  <wp:effectExtent l="0" t="0" r="5080" b="0"/>
+                  <wp:docPr id="342442198" name="그림 1"/>
+                  <wp:cNvGraphicFramePr>
+                    <a:graphicFrameLocks xmlns:a="http://schemas.openxmlformats.org/drawingml/2006/main" noChangeAspect="1"/>
+                  </wp:cNvGraphicFramePr>
+                  <a:graphic xmlns:a="http://schemas.openxmlformats.org/drawingml/2006/main">
+                    <a:graphicData uri="http://schemas.openxmlformats.org/drawingml/2006/picture">
+                      <pic:pic xmlns:pic="http://schemas.openxmlformats.org/drawingml/2006/picture">
+                        <pic:nvPicPr>
+                          <pic:cNvPr id="342442198" name=""/>
+                          <pic:cNvPicPr/>
+                        </pic:nvPicPr>
+                        <pic:blipFill>
+                          <a:blip r:embed="rId11"/>
+                          <a:stretch>
+                            <a:fillRect/>
+                          </a:stretch>
+                        </pic:blipFill>
+                        <pic:spPr>
+                          <a:xfrm>
+                            <a:off x="0" y="0"/>
+                            <a:ext cx="3027503" cy="1967239"/>
+                          </a:xfrm>
+                          <a:prstGeom prst="rect">
+                            <a:avLst/>
+                          </a:prstGeom>
+                        </pic:spPr>
+                      </pic:pic>
+                    </a:graphicData>
+                  </a:graphic>
+                </wp:inline>
+              </w:drawing>
+            </w:r>
+            <w:r>
+              <w:drawing>
+                <wp:inline distT="0" distB="0" distL="0" distR="0" wp14:anchorId="7049929D" wp14:editId="2D61B2CE">
+                  <wp:extent cx="2131805" cy="1992947"/>
+                  <wp:effectExtent l="0" t="0" r="1905" b="7620"/>
+                  <wp:docPr id="577799858" name="그림 1"/>
+                  <wp:cNvGraphicFramePr>
+                    <a:graphicFrameLocks xmlns:a="http://schemas.openxmlformats.org/drawingml/2006/main" noChangeAspect="1"/>
+                  </wp:cNvGraphicFramePr>
+                  <a:graphic xmlns:a="http://schemas.openxmlformats.org/drawingml/2006/main">
+                    <a:graphicData uri="http://schemas.openxmlformats.org/drawingml/2006/picture">
+                      <pic:pic xmlns:pic="http://schemas.openxmlformats.org/drawingml/2006/picture">
+                        <pic:nvPicPr>
+                          <pic:cNvPr id="577799858" name=""/>
+                          <pic:cNvPicPr/>
+                        </pic:nvPicPr>
+                        <pic:blipFill>
+                          <a:blip r:embed="rId12"/>
+                          <a:stretch>
+                            <a:fillRect/>
+                          </a:stretch>
+                        </pic:blipFill>
+                        <pic:spPr>
+                          <a:xfrm>
+                            <a:off x="0" y="0"/>
+                            <a:ext cx="2143035" cy="2003446"/>
+                          </a:xfrm>
+                          <a:prstGeom prst="rect">
+                            <a:avLst/>
+                          </a:prstGeom>
+                        </pic:spPr>
+                      </pic:pic>
+                    </a:graphicData>
+                  </a:graphic>
+                </wp:inline>
+              </w:drawing>
+            </w:r>
+          </w:p>
+          <w:p>
+            <w:pPr>
+              <w:tabs>
+                <w:tab w:val="left" w:pos="1020"/>
+              </w:tabs>
+            </w:pPr>
+          </w:p>
+          <w:p>
+            <w:pPr>
+              <w:tabs>
+                <w:tab w:val="left" w:pos="1020"/>
+              </w:tabs>
+            </w:pPr>
+            <w:r>
+              <w:t xml:space="preserve">곧 있을 최종 발표를 위한 최종 맵 구성에 대해 회의를 진행했습니다. 저번에 </w:t>
+            </w:r>
+            <w:r>
+              <w:rPr>
+                <w:rFonts w:hint="eastAsia"/>
+              </w:rPr>
+              <w:t>기획한</w:t>
+            </w:r>
+            <w:r>
+              <w:t xml:space="preserve"> </w:t>
+            </w:r>
+            <w:proofErr w:type="spellStart"/>
+            <w:r>
+              <w:t>맵을</w:t>
+            </w:r>
+            <w:proofErr w:type="spellEnd"/>
+            <w:r>
+              <w:t xml:space="preserve"> 기반으로, 어떤 부분을 살리고 어떤 부분을 보완할지 논의했으며, 이를 토대로 앞으로의 맵 개발 방향을 정리했습니다.</w:t>
+            </w:r>
+          </w:p>
+          <w:p>
+            <w:pPr>
+              <w:tabs>
+                <w:tab w:val="left" w:pos="1020"/>
+              </w:tabs>
+            </w:pPr>
+          </w:p>
+          <w:p>
+            <w:pPr>
+              <w:tabs>
+                <w:tab w:val="left" w:pos="1020"/>
+              </w:tabs>
+            </w:pPr>
+            <w:r>
+              <w:rPr>
+                <w:rFonts w:hint="eastAsia"/>
+              </w:rPr>
+              <w:t>또한 맵 타일도 입체적으로 바꿨습니다.</w:t>
+            </w:r>
+          </w:p>
+          <w:p>
+            <w:pPr>
+              <w:tabs>
+                <w:tab w:val="left" w:pos="1020"/>
+              </w:tabs>
+            </w:pPr>
+          </w:p>
+          <w:p>
+            <w:pPr>
+              <w:tabs>
+                <w:tab w:val="left" w:pos="1058"/>
+              </w:tabs>
+              <w:rPr>
+                <w:b/>
+                <w:bCs/>
+              </w:rPr>
+            </w:pPr>
+            <w:r>
+              <w:rPr>
+                <w:rFonts w:hint="eastAsia"/>
+                <w:b/>
+                <w:bCs/>
+              </w:rPr>
+              <w:t>4. 논문</w:t>
+            </w:r>
+            <w:r>
+              <w:rPr>
+                <w:rFonts w:hint="eastAsia"/>
+                <w:b/>
+                <w:bCs/>
+              </w:rPr>
+              <w:t xml:space="preserve"> 작성</w:t>
+            </w:r>
+          </w:p>
+          <w:p>
+            <w:pPr>
+              <w:tabs>
+                <w:tab w:val="left" w:pos="1058"/>
+              </w:tabs>
+              <w:rPr>
+                <w:b/>
+                <w:bCs/>
+              </w:rPr>
+            </w:pPr>
+          </w:p>
+          <w:p>
+            <w:pPr>
+              <w:tabs>
+                <w:tab w:val="left" w:pos="1058"/>
+              </w:tabs>
+            </w:pPr>
+            <w:r>
+              <w:t xml:space="preserve">다음 주에 제출 예정인 논문에 들어갈 스크린샷과 결과물들을 한데 모아 분류하고 논문 사진에 </w:t>
+            </w:r>
+            <w:proofErr w:type="spellStart"/>
+            <w:r>
+              <w:t>필요없는</w:t>
+            </w:r>
+            <w:proofErr w:type="spellEnd"/>
+            <w:r>
+              <w:t xml:space="preserve"> 디버깅 기능 등 삭제하면서 </w:t>
+            </w:r>
+            <w:proofErr w:type="gramStart"/>
+            <w:r>
+              <w:t>정리 했습니다</w:t>
+            </w:r>
+            <w:proofErr w:type="gramEnd"/>
+            <w:r>
+              <w:t>.</w:t>
+            </w:r>
+          </w:p>
+          <w:p>
+            <w:pPr>
+              <w:tabs>
+                <w:tab w:val="left" w:pos="1020"/>
+              </w:tabs>
+            </w:pPr>
+          </w:p>
+          <w:p>
+            <w:pPr>
+              <w:tabs>
+                <w:tab w:val="left" w:pos="1020"/>
+              </w:tabs>
+            </w:pPr>
+            <w:hyperlink r:id="rId13" w:history="1">
+              <w:r>
+                <w:rPr>
+                  <w:rStyle w:val="a5"/>
+                </w:rPr>
+                <w:t>https://youtu.be/LHLABgSSiUQ</w:t>
+              </w:r>
+            </w:hyperlink>
+          </w:p>
+          <w:p>
+            <w:pPr>
+              <w:tabs>
+                <w:tab w:val="left" w:pos="1020"/>
+              </w:tabs>
+            </w:pPr>
+          </w:p>
+          <w:p>
+            <w:pPr>
+              <w:tabs>
+                <w:tab w:val="left" w:pos="1020"/>
+              </w:tabs>
+            </w:pPr>
+            <w:r>
+              <w:t>영상에서는 자석 스택이 0인 상태에서 앞에 있는 큐브를 자석으로 변환하려고 시도해봤지만, 스택이 부족해서 변환이 되지 않는 모습을 보실 수 있습니다. 이후 자석 스택을 충전해주는 배터리를 사용해 스택을 채운 뒤, 다시 큐브를 자석으로 변환하는 과정을 보여드립니다.</w:t>
+            </w:r>
           </w:p>
           <w:p>
             <w:pPr>
@@ -931,6 +1358,7 @@
                 <w:b/>
                 <w:bCs/>
               </w:rPr>
+              <w:lastRenderedPageBreak/>
               <w:t xml:space="preserve">지도 교수의 </w:t>
             </w:r>
           </w:p>
@@ -977,7 +1405,7 @@
       </w:r>
     </w:p>
     <w:sectPr>
-      <w:headerReference w:type="default" r:id="rId10"/>
+      <w:headerReference w:type="default" r:id="rId14"/>
       <w:pgSz w:w="11906" w:h="16838"/>
       <w:pgMar w:top="1701" w:right="1440" w:bottom="1440" w:left="1440" w:header="851" w:footer="992" w:gutter="0"/>
       <w:cols w:space="720"/>
